--- a/media/R4444/output_dir/被测软件基本信息.docx
+++ b/media/R4444/output_dir/被测软件基本信息.docx
@@ -630,7 +630,7 @@
                 <w:rFonts w:hint="eastAsia"/>
                 <w:szCs w:val="21"/>
               </w:rPr>
-              <w:t xml:space="preserve">树莓派</w:t>
+              <w:t xml:space="preserve">gcc</w:t>
             </w:r>
           </w:p>
         </w:tc>

--- a/media/R4444/output_dir/被测软件基本信息.docx
+++ b/media/R4444/output_dir/被测软件基本信息.docx
@@ -553,7 +553,7 @@
                 <w:rFonts w:hint="eastAsia"/>
                 <w:szCs w:val="21"/>
               </w:rPr>
-              <w:t xml:space="preserve">测试项目</w:t>
+              <w:t xml:space="preserve">测试项目【勿删】</w:t>
             </w:r>
           </w:p>
         </w:tc>
@@ -572,7 +572,7 @@
                 <w:rFonts w:hint="eastAsia"/>
                 <w:szCs w:val="21"/>
               </w:rPr>
-              <w:t xml:space="preserve">测试项目</w:t>
+              <w:t xml:space="preserve">测试项目【勿删】</w:t>
             </w:r>
           </w:p>
         </w:tc>
